--- a/Received/UKG/ukg, rhymes.docx
+++ b/Received/UKG/ukg, rhymes.docx
@@ -74,6 +74,16 @@
                               </w:rPr>
                               <w:t>D-</w:t>
                             </w:r>
+                            <w:r>
+                              <w:rPr>
+                                <w:rFonts w:ascii="Times New Roman" w:hAnsi="Times New Roman" w:cs="Times New Roman"/>
+                                <w:b/>
+                                <w:bCs/>
+                                <w:sz w:val="32"/>
+                                <w:szCs w:val="32"/>
+                              </w:rPr>
+                              <w:t>17</w:t>
+                            </w:r>
                           </w:p>
                         </w:txbxContent>
                       </wps:txbx>
@@ -111,6 +121,16 @@
                           <w:szCs w:val="32"/>
                         </w:rPr>
                         <w:t>D-</w:t>
+                      </w:r>
+                      <w:r>
+                        <w:rPr>
+                          <w:rFonts w:ascii="Times New Roman" w:hAnsi="Times New Roman" w:cs="Times New Roman"/>
+                          <w:b/>
+                          <w:bCs/>
+                          <w:sz w:val="32"/>
+                          <w:szCs w:val="32"/>
+                        </w:rPr>
+                        <w:t>17</w:t>
                       </w:r>
                     </w:p>
                   </w:txbxContent>
@@ -250,23 +270,7 @@
           <w:rFonts w:ascii="Times New Roman" w:hAnsi="Times New Roman" w:cs="Times New Roman"/>
           <w:b/>
         </w:rPr>
-        <w:t xml:space="preserve">Ratnanagar-7, </w:t>
-      </w:r>
-      <w:proofErr w:type="spellStart"/>
-      <w:r>
-        <w:rPr>
-          <w:rFonts w:ascii="Times New Roman" w:hAnsi="Times New Roman" w:cs="Times New Roman"/>
-          <w:b/>
-        </w:rPr>
-        <w:t>Sauraha</w:t>
-      </w:r>
-      <w:proofErr w:type="spellEnd"/>
-      <w:r>
-        <w:rPr>
-          <w:rFonts w:ascii="Times New Roman" w:hAnsi="Times New Roman" w:cs="Times New Roman"/>
-          <w:b/>
-        </w:rPr>
-        <w:t>, Chitwan</w:t>
+        <w:t>Ratnanagar-7, Sauraha, Chitwan</w:t>
       </w:r>
     </w:p>
     <w:p>
@@ -401,21 +405,7 @@
           <w:rFonts w:ascii="Times New Roman" w:hAnsi="Times New Roman" w:cs="Times New Roman"/>
           <w:b/>
         </w:rPr>
-        <w:t xml:space="preserve"> </w:t>
-      </w:r>
-      <w:r>
-        <w:rPr>
-          <w:rFonts w:ascii="Times New Roman" w:hAnsi="Times New Roman" w:cs="Times New Roman"/>
-          <w:b/>
-        </w:rPr>
-        <w:t>2</w:t>
-      </w:r>
-      <w:r>
-        <w:rPr>
-          <w:rFonts w:ascii="Times New Roman" w:hAnsi="Times New Roman" w:cs="Times New Roman"/>
-          <w:b/>
-        </w:rPr>
-        <w:t xml:space="preserve"> hrs.</w:t>
+        <w:t xml:space="preserve"> 2 hrs.</w:t>
       </w:r>
       <w:r>
         <w:rPr>
@@ -475,16 +465,7 @@
           <w:sz w:val="28"/>
           <w:szCs w:val="28"/>
         </w:rPr>
-        <w:t xml:space="preserve"> </w:t>
-      </w:r>
-      <w:r>
-        <w:rPr>
-          <w:rFonts w:ascii="Times New Roman" w:hAnsi="Times New Roman" w:cs="Times New Roman"/>
-          <w:b/>
-          <w:sz w:val="28"/>
-          <w:szCs w:val="28"/>
-        </w:rPr>
-        <w:t>50</w:t>
+        <w:t xml:space="preserve"> 50</w:t>
       </w:r>
       <w:r>
         <w:rPr>
@@ -525,16 +506,7 @@
           <w:sz w:val="28"/>
           <w:szCs w:val="28"/>
         </w:rPr>
-        <w:t xml:space="preserve"> </w:t>
-      </w:r>
-      <w:r>
-        <w:rPr>
-          <w:rFonts w:ascii="Times New Roman" w:hAnsi="Times New Roman" w:cs="Times New Roman"/>
-          <w:b/>
-          <w:sz w:val="28"/>
-          <w:szCs w:val="28"/>
-        </w:rPr>
-        <w:t>Rhymes &amp; conv.</w:t>
+        <w:t xml:space="preserve"> Rhymes &amp; conv.</w:t>
       </w:r>
     </w:p>
     <w:p>

--- a/Received/UKG/ukg, rhymes.docx
+++ b/Received/UKG/ukg, rhymes.docx
@@ -270,7 +270,23 @@
           <w:rFonts w:ascii="Times New Roman" w:hAnsi="Times New Roman" w:cs="Times New Roman"/>
           <w:b/>
         </w:rPr>
-        <w:t>Ratnanagar-7, Sauraha, Chitwan</w:t>
+        <w:t xml:space="preserve">Ratnanagar-7, </w:t>
+      </w:r>
+      <w:proofErr w:type="spellStart"/>
+      <w:r>
+        <w:rPr>
+          <w:rFonts w:ascii="Times New Roman" w:hAnsi="Times New Roman" w:cs="Times New Roman"/>
+          <w:b/>
+        </w:rPr>
+        <w:t>Sauraha</w:t>
+      </w:r>
+      <w:proofErr w:type="spellEnd"/>
+      <w:r>
+        <w:rPr>
+          <w:rFonts w:ascii="Times New Roman" w:hAnsi="Times New Roman" w:cs="Times New Roman"/>
+          <w:b/>
+        </w:rPr>
+        <w:t>, Chitwan</w:t>
       </w:r>
     </w:p>
     <w:p>
@@ -511,6 +527,27 @@
     </w:p>
     <w:p>
       <w:pPr>
+        <w:spacing w:after="0" w:line="240" w:lineRule="auto"/>
+        <w:rPr>
+          <w:rFonts w:ascii="Times New Roman" w:hAnsi="Times New Roman" w:cs="Times New Roman"/>
+          <w:sz w:val="40"/>
+          <w:szCs w:val="40"/>
+          <w:lang w:val="en-US"/>
+        </w:rPr>
+      </w:pPr>
+      <w:r>
+        <w:rPr>
+          <w:rFonts w:ascii="Times New Roman" w:hAnsi="Times New Roman" w:cs="Times New Roman"/>
+          <w:sz w:val="40"/>
+          <w:szCs w:val="40"/>
+          <w:lang w:val="en-US"/>
+        </w:rPr>
+        <w:t>Hello! Good morning/Good afternoon</w:t>
+      </w:r>
+    </w:p>
+    <w:p>
+      <w:pPr>
+        <w:spacing w:after="0" w:line="240" w:lineRule="auto"/>
         <w:rPr>
           <w:rFonts w:ascii="Times New Roman" w:hAnsi="Times New Roman" w:cs="Times New Roman"/>
           <w:sz w:val="40"/>
@@ -530,6 +567,7 @@
     </w:p>
     <w:p>
       <w:pPr>
+        <w:spacing w:after="0" w:line="240" w:lineRule="auto"/>
         <w:rPr>
           <w:rFonts w:ascii="Times New Roman" w:hAnsi="Times New Roman" w:cs="Times New Roman"/>
           <w:sz w:val="40"/>
@@ -549,6 +587,7 @@
     </w:p>
     <w:p>
       <w:pPr>
+        <w:spacing w:after="0" w:line="240" w:lineRule="auto"/>
         <w:rPr>
           <w:rFonts w:ascii="Times New Roman" w:hAnsi="Times New Roman" w:cs="Times New Roman"/>
           <w:sz w:val="40"/>
@@ -568,6 +607,7 @@
     </w:p>
     <w:p>
       <w:pPr>
+        <w:spacing w:after="0" w:line="240" w:lineRule="auto"/>
         <w:rPr>
           <w:rFonts w:ascii="Times New Roman" w:hAnsi="Times New Roman" w:cs="Times New Roman"/>
           <w:sz w:val="40"/>
@@ -605,6 +645,7 @@
     </w:p>
     <w:p>
       <w:pPr>
+        <w:spacing w:after="0" w:line="240" w:lineRule="auto"/>
         <w:rPr>
           <w:rFonts w:ascii="Times New Roman" w:hAnsi="Times New Roman" w:cs="Times New Roman"/>
           <w:sz w:val="40"/>
@@ -642,6 +683,7 @@
     </w:p>
     <w:p>
       <w:pPr>
+        <w:spacing w:after="0" w:line="240" w:lineRule="auto"/>
         <w:rPr>
           <w:rFonts w:ascii="Times New Roman" w:hAnsi="Times New Roman" w:cs="Times New Roman"/>
           <w:sz w:val="40"/>
@@ -661,6 +703,7 @@
     </w:p>
     <w:p>
       <w:pPr>
+        <w:spacing w:after="0" w:line="240" w:lineRule="auto"/>
         <w:rPr>
           <w:rFonts w:ascii="Times New Roman" w:hAnsi="Times New Roman" w:cs="Times New Roman"/>
           <w:sz w:val="40"/>
@@ -680,6 +723,7 @@
     </w:p>
     <w:p>
       <w:pPr>
+        <w:spacing w:after="0" w:line="240" w:lineRule="auto"/>
         <w:rPr>
           <w:rFonts w:ascii="Times New Roman" w:hAnsi="Times New Roman" w:cs="Times New Roman"/>
           <w:sz w:val="40"/>
@@ -699,6 +743,7 @@
     </w:p>
     <w:p>
       <w:pPr>
+        <w:spacing w:after="0" w:line="240" w:lineRule="auto"/>
         <w:rPr>
           <w:rFonts w:ascii="Times New Roman" w:hAnsi="Times New Roman" w:cs="Times New Roman"/>
           <w:sz w:val="40"/>
@@ -718,6 +763,7 @@
     </w:p>
     <w:p>
       <w:pPr>
+        <w:spacing w:after="0" w:line="240" w:lineRule="auto"/>
         <w:rPr>
           <w:rFonts w:ascii="Times New Roman" w:hAnsi="Times New Roman" w:cs="Times New Roman"/>
           <w:sz w:val="40"/>
@@ -737,6 +783,7 @@
     </w:p>
     <w:p>
       <w:pPr>
+        <w:spacing w:after="0" w:line="240" w:lineRule="auto"/>
         <w:rPr>
           <w:rFonts w:ascii="Times New Roman" w:hAnsi="Times New Roman" w:cs="Times New Roman"/>
           <w:sz w:val="40"/>
@@ -756,6 +803,7 @@
     </w:p>
     <w:p>
       <w:pPr>
+        <w:spacing w:after="0" w:line="240" w:lineRule="auto"/>
         <w:rPr>
           <w:rFonts w:ascii="Times New Roman" w:hAnsi="Times New Roman" w:cs="Times New Roman"/>
           <w:sz w:val="40"/>
@@ -775,6 +823,7 @@
     </w:p>
     <w:p>
       <w:pPr>
+        <w:spacing w:after="0" w:line="240" w:lineRule="auto"/>
         <w:rPr>
           <w:rFonts w:ascii="Times New Roman" w:hAnsi="Times New Roman" w:cs="Times New Roman"/>
           <w:sz w:val="40"/>
@@ -794,6 +843,7 @@
     </w:p>
     <w:p>
       <w:pPr>
+        <w:spacing w:after="0" w:line="240" w:lineRule="auto"/>
         <w:rPr>
           <w:rFonts w:ascii="Times New Roman" w:hAnsi="Times New Roman" w:cs="Times New Roman"/>
           <w:sz w:val="40"/>
@@ -813,6 +863,67 @@
     </w:p>
     <w:p>
       <w:pPr>
+        <w:spacing w:after="0" w:line="240" w:lineRule="auto"/>
+        <w:rPr>
+          <w:rFonts w:ascii="Times New Roman" w:hAnsi="Times New Roman" w:cs="Times New Roman"/>
+          <w:sz w:val="40"/>
+          <w:szCs w:val="40"/>
+          <w:lang w:val="en-US"/>
+        </w:rPr>
+      </w:pPr>
+      <w:r>
+        <w:rPr>
+          <w:rFonts w:ascii="Times New Roman" w:hAnsi="Times New Roman" w:cs="Times New Roman"/>
+          <w:sz w:val="40"/>
+          <w:szCs w:val="40"/>
+          <w:lang w:val="en-US"/>
+        </w:rPr>
+        <w:t>15.Define the pictures?</w:t>
+      </w:r>
+    </w:p>
+    <w:p>
+      <w:pPr>
+        <w:spacing w:after="0" w:line="240" w:lineRule="auto"/>
+        <w:rPr>
+          <w:rFonts w:ascii="Times New Roman" w:hAnsi="Times New Roman" w:cs="Times New Roman"/>
+          <w:sz w:val="40"/>
+          <w:szCs w:val="40"/>
+          <w:lang w:val="en-US"/>
+        </w:rPr>
+      </w:pPr>
+      <w:r>
+        <w:rPr>
+          <w:rFonts w:ascii="Times New Roman" w:hAnsi="Times New Roman" w:cs="Times New Roman"/>
+          <w:sz w:val="40"/>
+          <w:szCs w:val="40"/>
+          <w:lang w:val="en-US"/>
+        </w:rPr>
+        <w:t>16. Sing a song (rhymes)</w:t>
+      </w:r>
+    </w:p>
+    <w:p>
+      <w:pPr>
+        <w:spacing w:after="0" w:line="240" w:lineRule="auto"/>
+        <w:rPr>
+          <w:rFonts w:ascii="Times New Roman" w:hAnsi="Times New Roman" w:cs="Times New Roman"/>
+          <w:sz w:val="40"/>
+          <w:szCs w:val="40"/>
+          <w:lang w:val="en-US"/>
+        </w:rPr>
+      </w:pPr>
+      <w:r>
+        <w:rPr>
+          <w:rFonts w:ascii="Times New Roman" w:hAnsi="Times New Roman" w:cs="Times New Roman"/>
+          <w:sz w:val="40"/>
+          <w:szCs w:val="40"/>
+          <w:lang w:val="en-US"/>
+        </w:rPr>
+        <w:t>17. Dance</w:t>
+      </w:r>
+    </w:p>
+    <w:p>
+      <w:pPr>
+        <w:spacing w:after="0" w:line="240" w:lineRule="auto"/>
         <w:rPr>
           <w:rFonts w:ascii="Times New Roman" w:hAnsi="Times New Roman" w:cs="Times New Roman"/>
           <w:noProof/>
@@ -824,19 +935,59 @@
       <w:r>
         <w:rPr>
           <w:rFonts w:ascii="Times New Roman" w:hAnsi="Times New Roman" w:cs="Times New Roman"/>
+          <w:sz w:val="40"/>
+          <w:szCs w:val="40"/>
+          <w:lang w:val="en-US"/>
+        </w:rPr>
+        <w:t>18. Neat and clean</w:t>
+      </w:r>
+    </w:p>
+    <w:p>
+      <w:pPr>
+        <w:spacing w:after="0" w:line="240" w:lineRule="auto"/>
+        <w:rPr>
+          <w:rFonts w:ascii="Times New Roman" w:hAnsi="Times New Roman" w:cs="Times New Roman"/>
+          <w:sz w:val="40"/>
+          <w:szCs w:val="40"/>
+          <w:lang w:val="en-US"/>
+        </w:rPr>
+      </w:pPr>
+      <w:r>
+        <w:rPr>
+          <w:rFonts w:ascii="Times New Roman" w:hAnsi="Times New Roman" w:cs="Times New Roman"/>
+          <w:sz w:val="40"/>
+          <w:szCs w:val="40"/>
+          <w:lang w:val="en-US"/>
+        </w:rPr>
+        <w:t xml:space="preserve">                  </w:t>
+      </w:r>
+    </w:p>
+    <w:p>
+      <w:pPr>
+        <w:spacing w:after="0" w:line="240" w:lineRule="auto"/>
+        <w:rPr>
+          <w:rFonts w:ascii="Times New Roman" w:hAnsi="Times New Roman" w:cs="Times New Roman"/>
+          <w:sz w:val="40"/>
+          <w:szCs w:val="40"/>
+          <w:lang w:val="en-US"/>
+        </w:rPr>
+      </w:pPr>
+      <w:r>
+        <w:rPr>
+          <w:rFonts w:ascii="Times New Roman" w:hAnsi="Times New Roman" w:cs="Times New Roman"/>
           <w:noProof/>
           <w:sz w:val="40"/>
           <w:szCs w:val="40"/>
           <w:lang w:val="en-US"/>
         </w:rPr>
         <w:drawing>
-          <wp:anchor distT="0" distB="0" distL="114300" distR="114300" simplePos="0" relativeHeight="251658240" behindDoc="0" locked="0" layoutInCell="1" allowOverlap="1" wp14:anchorId="26DEAF74" wp14:editId="4BD3A312">
+          <wp:anchor distT="0" distB="0" distL="114300" distR="114300" simplePos="0" relativeHeight="251658240" behindDoc="0" locked="0" layoutInCell="1" allowOverlap="1" wp14:anchorId="26DEAF74" wp14:editId="3D32D3B7">
             <wp:simplePos x="0" y="0"/>
             <wp:positionH relativeFrom="column">
-              <wp:posOffset>4723130</wp:posOffset>
+              <wp:posOffset>4826324</wp:posOffset>
             </wp:positionH>
             <wp:positionV relativeFrom="paragraph">
-              <wp:posOffset>438150</wp:posOffset>
+              <wp:posOffset>107339</wp:posOffset>
             </wp:positionV>
             <wp:extent cx="1791335" cy="1259205"/>
             <wp:effectExtent l="0" t="0" r="0" b="0"/>
@@ -915,15 +1066,15 @@
           <w:lang w:val="en-US"/>
         </w:rPr>
         <w:drawing>
-          <wp:anchor distT="0" distB="0" distL="114300" distR="114300" simplePos="0" relativeHeight="251659264" behindDoc="0" locked="0" layoutInCell="1" allowOverlap="1" wp14:anchorId="71EB91A7" wp14:editId="6AFABA90">
+          <wp:anchor distT="0" distB="0" distL="114300" distR="114300" simplePos="0" relativeHeight="251659264" behindDoc="0" locked="0" layoutInCell="1" allowOverlap="1" wp14:anchorId="71EB91A7" wp14:editId="5E911B4A">
             <wp:simplePos x="0" y="0"/>
             <wp:positionH relativeFrom="column">
-              <wp:posOffset>2371090</wp:posOffset>
+              <wp:posOffset>2336261</wp:posOffset>
             </wp:positionH>
             <wp:positionV relativeFrom="paragraph">
-              <wp:posOffset>361950</wp:posOffset>
+              <wp:posOffset>47816</wp:posOffset>
             </wp:positionV>
-            <wp:extent cx="1831497" cy="1320165"/>
+            <wp:extent cx="1831340" cy="1320165"/>
             <wp:effectExtent l="0" t="0" r="0" b="0"/>
             <wp:wrapNone/>
             <wp:docPr id="1862263104" name="Picture 4"/>
@@ -964,7 +1115,7 @@
                   <pic:spPr>
                     <a:xfrm>
                       <a:off x="0" y="0"/>
-                      <a:ext cx="1831497" cy="1320165"/>
+                      <a:ext cx="1831340" cy="1320165"/>
                     </a:xfrm>
                     <a:prstGeom prst="rect">
                       <a:avLst/>
@@ -991,13 +1142,13 @@
           <w:lang w:val="en-US"/>
         </w:rPr>
         <w:drawing>
-          <wp:anchor distT="0" distB="0" distL="114300" distR="114300" simplePos="0" relativeHeight="251660288" behindDoc="0" locked="0" layoutInCell="1" allowOverlap="1" wp14:anchorId="0C7D0018" wp14:editId="7F671B51">
+          <wp:anchor distT="0" distB="0" distL="114300" distR="114300" simplePos="0" relativeHeight="251660288" behindDoc="0" locked="0" layoutInCell="1" allowOverlap="1" wp14:anchorId="0C7D0018" wp14:editId="716A470C">
             <wp:simplePos x="0" y="0"/>
             <wp:positionH relativeFrom="column">
-              <wp:posOffset>304800</wp:posOffset>
+              <wp:posOffset>252718</wp:posOffset>
             </wp:positionH>
             <wp:positionV relativeFrom="paragraph">
-              <wp:posOffset>438150</wp:posOffset>
+              <wp:posOffset>10184</wp:posOffset>
             </wp:positionV>
             <wp:extent cx="1303020" cy="1356360"/>
             <wp:effectExtent l="0" t="0" r="0" b="0"/>
@@ -1049,67 +1200,88 @@
           </wp:anchor>
         </w:drawing>
       </w:r>
-      <w:r>
-        <w:rPr>
-          <w:rFonts w:ascii="Times New Roman" w:hAnsi="Times New Roman" w:cs="Times New Roman"/>
-          <w:sz w:val="40"/>
-          <w:szCs w:val="40"/>
-          <w:lang w:val="en-US"/>
-        </w:rPr>
-        <w:t>15.Define the pictures?</w:t>
-      </w:r>
-    </w:p>
-    <w:p>
-      <w:pPr>
-        <w:rPr>
-          <w:rFonts w:ascii="Times New Roman" w:hAnsi="Times New Roman" w:cs="Times New Roman"/>
-          <w:sz w:val="40"/>
-          <w:szCs w:val="40"/>
-          <w:lang w:val="en-US"/>
-        </w:rPr>
-      </w:pPr>
-      <w:r>
-        <w:rPr>
-          <w:rFonts w:ascii="Times New Roman" w:hAnsi="Times New Roman" w:cs="Times New Roman"/>
-          <w:sz w:val="40"/>
-          <w:szCs w:val="40"/>
-          <w:lang w:val="en-US"/>
-        </w:rPr>
-        <w:t xml:space="preserve">                  </w:t>
-      </w:r>
-    </w:p>
-    <w:p>
-      <w:pPr>
-        <w:rPr>
-          <w:rFonts w:ascii="Times New Roman" w:hAnsi="Times New Roman" w:cs="Times New Roman"/>
-          <w:sz w:val="40"/>
-          <w:szCs w:val="40"/>
-          <w:lang w:val="en-US"/>
-        </w:rPr>
-      </w:pPr>
-    </w:p>
-    <w:p>
-      <w:pPr>
-        <w:rPr>
-          <w:rFonts w:ascii="Times New Roman" w:hAnsi="Times New Roman" w:cs="Times New Roman"/>
-          <w:sz w:val="40"/>
-          <w:szCs w:val="40"/>
-          <w:lang w:val="en-US"/>
-        </w:rPr>
-      </w:pPr>
-    </w:p>
-    <w:p>
-      <w:pPr>
-        <w:rPr>
-          <w:rFonts w:ascii="Times New Roman" w:hAnsi="Times New Roman" w:cs="Times New Roman"/>
-          <w:sz w:val="40"/>
-          <w:szCs w:val="40"/>
-          <w:lang w:val="en-US"/>
-        </w:rPr>
-      </w:pPr>
-    </w:p>
-    <w:p>
-      <w:pPr>
+    </w:p>
+    <w:p>
+      <w:pPr>
+        <w:spacing w:after="0" w:line="240" w:lineRule="auto"/>
+        <w:rPr>
+          <w:rFonts w:ascii="Times New Roman" w:hAnsi="Times New Roman" w:cs="Times New Roman"/>
+          <w:sz w:val="40"/>
+          <w:szCs w:val="40"/>
+          <w:lang w:val="en-US"/>
+        </w:rPr>
+      </w:pPr>
+    </w:p>
+    <w:p>
+      <w:pPr>
+        <w:spacing w:after="0" w:line="240" w:lineRule="auto"/>
+        <w:rPr>
+          <w:rFonts w:ascii="Times New Roman" w:hAnsi="Times New Roman" w:cs="Times New Roman"/>
+          <w:sz w:val="40"/>
+          <w:szCs w:val="40"/>
+          <w:lang w:val="en-US"/>
+        </w:rPr>
+      </w:pPr>
+    </w:p>
+    <w:p>
+      <w:pPr>
+        <w:spacing w:after="0" w:line="240" w:lineRule="auto"/>
+        <w:jc w:val="center"/>
+        <w:rPr>
+          <w:rFonts w:ascii="Times New Roman" w:hAnsi="Times New Roman" w:cs="Times New Roman"/>
+          <w:b/>
+          <w:bCs/>
+          <w:sz w:val="40"/>
+          <w:szCs w:val="40"/>
+          <w:lang w:val="en-US"/>
+        </w:rPr>
+      </w:pPr>
+    </w:p>
+    <w:p>
+      <w:pPr>
+        <w:spacing w:after="0" w:line="240" w:lineRule="auto"/>
+        <w:jc w:val="center"/>
+        <w:rPr>
+          <w:rFonts w:ascii="Times New Roman" w:hAnsi="Times New Roman" w:cs="Times New Roman"/>
+          <w:b/>
+          <w:bCs/>
+          <w:sz w:val="40"/>
+          <w:szCs w:val="40"/>
+          <w:lang w:val="en-US"/>
+        </w:rPr>
+      </w:pPr>
+    </w:p>
+    <w:p>
+      <w:pPr>
+        <w:spacing w:after="0" w:line="240" w:lineRule="auto"/>
+        <w:jc w:val="center"/>
+        <w:rPr>
+          <w:rFonts w:ascii="Times New Roman" w:hAnsi="Times New Roman" w:cs="Times New Roman"/>
+          <w:b/>
+          <w:bCs/>
+          <w:sz w:val="40"/>
+          <w:szCs w:val="40"/>
+          <w:lang w:val="en-US"/>
+        </w:rPr>
+      </w:pPr>
+    </w:p>
+    <w:p>
+      <w:pPr>
+        <w:spacing w:after="0" w:line="240" w:lineRule="auto"/>
+        <w:jc w:val="center"/>
+        <w:rPr>
+          <w:rFonts w:ascii="Times New Roman" w:hAnsi="Times New Roman" w:cs="Times New Roman"/>
+          <w:b/>
+          <w:bCs/>
+          <w:sz w:val="40"/>
+          <w:szCs w:val="40"/>
+          <w:lang w:val="en-US"/>
+        </w:rPr>
+      </w:pPr>
+    </w:p>
+    <w:p>
+      <w:pPr>
+        <w:spacing w:after="0" w:line="240" w:lineRule="auto"/>
         <w:jc w:val="center"/>
         <w:rPr>
           <w:rFonts w:ascii="Times New Roman" w:hAnsi="Times New Roman" w:cs="Times New Roman"/>
